--- a/public/gallery/examples/data-analyst/id/resume.docx
+++ b/public/gallery/examples/data-analyst/id/resume.docx
@@ -66,7 +66,7 @@
         </w:rPr>
         <w:t xml:space="preserve">📧 </w:t>
       </w:r>
-      <w:hyperlink w:history="1" r:id="rIdweywm5ylitisq6bhoy6fi">
+      <w:hyperlink w:history="1" r:id="rIdrjvksvi2xvrnmu28co8dx">
         <w:r>
           <w:rPr>
             <w:sz w:val="18"/>
@@ -89,7 +89,7 @@
         </w:rPr>
         <w:t xml:space="preserve">🔗 </w:t>
       </w:r>
-      <w:hyperlink w:history="1" r:id="rIdsqn7hsohi_zg61xi4alx0">
+      <w:hyperlink w:history="1" r:id="rIdpxecdgpbd6cmeewapmleg">
         <w:r>
           <w:rPr>
             <w:sz w:val="18"/>
@@ -124,7 +124,7 @@
         <w:spacing w:after="200" w:line="276"/>
         <w:jc w:val="center"/>
       </w:pPr>
-      <w:hyperlink w:history="1" r:id="rIdyfqdrhvj6eztqcd5uc8ye">
+      <w:hyperlink w:history="1" r:id="rIdpe3dtvhjqyrjiev-zkp26">
         <w:r>
           <w:rPr>
             <w:sz w:val="18"/>
@@ -140,7 +140,7 @@
         </w:rPr>
         <w:t xml:space="preserve"> • </w:t>
       </w:r>
-      <w:hyperlink w:history="1" r:id="rIderwa4gurnym8wkg1ojzm9">
+      <w:hyperlink w:history="1" r:id="rIdjx8f_axoo2zs2ttusif8t">
         <w:r>
           <w:rPr>
             <w:sz w:val="18"/>
@@ -299,7 +299,7 @@
         </w:rPr>
         <w:t xml:space="preserve">	</w:t>
       </w:r>
-      <w:hyperlink w:history="1" r:id="rId7mf08bxbop0r4gis_b0o7">
+      <w:hyperlink w:history="1" r:id="rIdvvxmrgjygophyabw2z_5b">
         <w:r>
           <w:rPr>
             <w:sz w:val="18"/>
@@ -462,7 +462,7 @@
         </w:rPr>
         <w:t xml:space="preserve">	</w:t>
       </w:r>
-      <w:hyperlink w:history="1" r:id="rIdyjbyjqj_hiyuvclubov5n">
+      <w:hyperlink w:history="1" r:id="rId0uwkebjyotxlabdw9614y">
         <w:r>
           <w:rPr>
             <w:sz w:val="18"/>
@@ -625,7 +625,7 @@
         </w:rPr>
         <w:t xml:space="preserve">	</w:t>
       </w:r>
-      <w:hyperlink w:history="1" r:id="rIddlj5z8qa5fc0pjzl2ytgc">
+      <w:hyperlink w:history="1" r:id="rIdn3d8jihp5sjo5ngendxnj">
         <w:r>
           <w:rPr>
             <w:sz w:val="18"/>
@@ -1030,7 +1030,7 @@
         </w:rPr>
         <w:t xml:space="preserve">	</w:t>
       </w:r>
-      <w:hyperlink w:history="1" r:id="rIdnjvucub1jhta6rbbrhwhj">
+      <w:hyperlink w:history="1" r:id="rIdkiysfkjmry3abebbap9bk">
         <w:r>
           <w:rPr>
             <w:sz w:val="18"/>
@@ -1096,7 +1096,7 @@
         </w:rPr>
         <w:t xml:space="preserve">	</w:t>
       </w:r>
-      <w:hyperlink w:history="1" r:id="rIdbrgodrxtqpo_nnxxcyoxn">
+      <w:hyperlink w:history="1" r:id="rIdne1b6hwhx3wsoxa251gd9">
         <w:r>
           <w:rPr>
             <w:sz w:val="18"/>
@@ -1181,7 +1181,7 @@
         </w:rPr>
         <w:t xml:space="preserve">	</w:t>
       </w:r>
-      <w:hyperlink w:history="1" r:id="rIdddrhmunwzy1iovzl6eldt">
+      <w:hyperlink w:history="1" r:id="rIdt9jcxkkpp7gashol7-oos">
         <w:r>
           <w:rPr>
             <w:sz w:val="18"/>
@@ -1325,7 +1325,7 @@
         </w:rPr>
         <w:t xml:space="preserve">	</w:t>
       </w:r>
-      <w:hyperlink w:history="1" r:id="rIdun5wi27kqmfxlijiglu-d">
+      <w:hyperlink w:history="1" r:id="rIdurrdysvea9m7tfrg3g0zm">
         <w:r>
           <w:rPr>
             <w:sz w:val="18"/>
@@ -1549,7 +1549,7 @@
         </w:rPr>
         <w:t xml:space="preserve">	</w:t>
       </w:r>
-      <w:hyperlink w:history="1" r:id="rId8xjkbrjh2c3qprc1jslzu">
+      <w:hyperlink w:history="1" r:id="rIdynu6-ydgqd9bheqwsalo4">
         <w:r>
           <w:rPr>
             <w:sz w:val="18"/>
